--- a/ORLANDO RYAN SADEWA - - 3. Worksheet_PABW_Pertemuan3.docx/ORLANDO RYAN SADEWA - - 3. Worksheet_PABW_Pertemuan3.docx
+++ b/ORLANDO RYAN SADEWA - - 3. Worksheet_PABW_Pertemuan3.docx/ORLANDO RYAN SADEWA - - 3. Worksheet_PABW_Pertemuan3.docx
@@ -184,19 +184,18 @@
             <w:r>
               <w:t xml:space="preserve">Orlando </w:t>
             </w:r>
-            <w:proofErr w:type="spellStart"/>
-            <w:r>
-              <w:t>ryan</w:t>
-            </w:r>
-            <w:proofErr w:type="spellEnd"/>
-            <w:r>
-              <w:t xml:space="preserve"> </w:t>
-            </w:r>
-            <w:proofErr w:type="spellStart"/>
-            <w:r>
-              <w:t>sadewa</w:t>
-            </w:r>
-            <w:proofErr w:type="spellEnd"/>
+            <w:r>
+              <w:t>R</w:t>
+            </w:r>
+            <w:r>
+              <w:t xml:space="preserve">yan </w:t>
+            </w:r>
+            <w:r>
+              <w:t>S</w:t>
+            </w:r>
+            <w:r>
+              <w:t>adewa</w:t>
+            </w:r>
           </w:p>
         </w:tc>
         <w:tc>
@@ -3769,20 +3768,15 @@
           <w:p>
             <w:pPr>
               <w:spacing w:before="20" w:after="20" w:line="252" w:lineRule="auto"/>
-            </w:pPr>
-            <w:r>
-              <w:rPr>
-                <w:rFonts w:cs="Carlito"/>
-                <w:sz w:val="19"/>
-              </w:rPr>
-              <w:t>Gambar-</w:t>
-            </w:r>
-            <w:r>
-              <w:rPr>
-                <w:rFonts w:cs="Carlito"/>
-                <w:sz w:val="19"/>
-              </w:rPr>
-              <w:t>anime/donghua.jpg</w:t>
+              <w:rPr>
+                <w:lang w:val="en-ID"/>
+              </w:rPr>
+            </w:pPr>
+            <w:r>
+              <w:rPr>
+                <w:lang w:val="en-ID"/>
+              </w:rPr>
+              <w:t>https://encrypted-tbn0.gstatic.com/images?q=tbn:ANd9GcTseeq3hq7Z1BBo1a2oKNkzll3rG-E-d_3prSPVHPg1eA&amp;s=10</w:t>
             </w:r>
           </w:p>
         </w:tc>
@@ -4570,6 +4564,11 @@
             <w:pPr>
               <w:spacing w:before="20" w:after="20" w:line="252" w:lineRule="auto"/>
             </w:pPr>
+            <w:proofErr w:type="spellStart"/>
+            <w:r>
+              <w:t>Sudah</w:t>
+            </w:r>
+            <w:proofErr w:type="spellEnd"/>
           </w:p>
         </w:tc>
       </w:tr>
@@ -4618,6 +4617,11 @@
             <w:pPr>
               <w:spacing w:before="20" w:after="20" w:line="252" w:lineRule="auto"/>
             </w:pPr>
+            <w:proofErr w:type="spellStart"/>
+            <w:r>
+              <w:t>Sudah</w:t>
+            </w:r>
+            <w:proofErr w:type="spellEnd"/>
           </w:p>
         </w:tc>
       </w:tr>
@@ -4664,6 +4668,11 @@
             <w:pPr>
               <w:spacing w:before="20" w:after="20" w:line="252" w:lineRule="auto"/>
             </w:pPr>
+            <w:proofErr w:type="spellStart"/>
+            <w:r>
+              <w:t>Sudah</w:t>
+            </w:r>
+            <w:proofErr w:type="spellEnd"/>
           </w:p>
         </w:tc>
       </w:tr>
@@ -5686,6 +5695,11 @@
             <w:pPr>
               <w:spacing w:before="20" w:after="20" w:line="252" w:lineRule="auto"/>
             </w:pPr>
+            <w:proofErr w:type="spellStart"/>
+            <w:r>
+              <w:t>Sudah</w:t>
+            </w:r>
+            <w:proofErr w:type="spellEnd"/>
           </w:p>
         </w:tc>
       </w:tr>
@@ -5734,6 +5748,11 @@
             <w:pPr>
               <w:spacing w:before="20" w:after="20" w:line="252" w:lineRule="auto"/>
             </w:pPr>
+            <w:proofErr w:type="spellStart"/>
+            <w:r>
+              <w:t>Sudah</w:t>
+            </w:r>
+            <w:proofErr w:type="spellEnd"/>
           </w:p>
         </w:tc>
       </w:tr>
@@ -5780,6 +5799,11 @@
             <w:pPr>
               <w:spacing w:before="20" w:after="20" w:line="252" w:lineRule="auto"/>
             </w:pPr>
+            <w:proofErr w:type="spellStart"/>
+            <w:r>
+              <w:t>Sudah</w:t>
+            </w:r>
+            <w:proofErr w:type="spellEnd"/>
           </w:p>
         </w:tc>
       </w:tr>
@@ -6659,7 +6683,30 @@
           <w:p>
             <w:pPr>
               <w:spacing w:before="20" w:after="20" w:line="252" w:lineRule="auto"/>
-            </w:pPr>
+              <w:rPr>
+                <w:lang w:val="en-ID"/>
+              </w:rPr>
+            </w:pPr>
+            <w:r>
+              <w:rPr>
+                <w:lang w:val="en-ID"/>
+              </w:rPr>
+              <w:t xml:space="preserve">List Anime, </w:t>
+            </w:r>
+            <w:proofErr w:type="spellStart"/>
+            <w:r>
+              <w:rPr>
+                <w:lang w:val="en-ID"/>
+              </w:rPr>
+              <w:t>Donghua</w:t>
+            </w:r>
+            <w:proofErr w:type="spellEnd"/>
+            <w:r>
+              <w:rPr>
+                <w:lang w:val="en-ID"/>
+              </w:rPr>
+              <w:t xml:space="preserve"> dan Manhwa</w:t>
+            </w:r>
           </w:p>
         </w:tc>
       </w:tr>
@@ -6732,6 +6779,22 @@
             <w:pPr>
               <w:spacing w:before="20" w:after="20" w:line="252" w:lineRule="auto"/>
             </w:pPr>
+            <w:r>
+              <w:t xml:space="preserve">Tidak </w:t>
+            </w:r>
+            <w:proofErr w:type="spellStart"/>
+            <w:r>
+              <w:t>ada</w:t>
+            </w:r>
+            <w:proofErr w:type="spellEnd"/>
+            <w:r>
+              <w:t xml:space="preserve">, </w:t>
+            </w:r>
+            <w:proofErr w:type="spellStart"/>
+            <w:r>
+              <w:t>aman</w:t>
+            </w:r>
+            <w:proofErr w:type="spellEnd"/>
           </w:p>
         </w:tc>
       </w:tr>
@@ -6801,6 +6864,19 @@
             <w:pPr>
               <w:spacing w:before="20" w:after="20" w:line="252" w:lineRule="auto"/>
             </w:pPr>
+            <w:proofErr w:type="spellStart"/>
+            <w:r>
+              <w:t>Sudah</w:t>
+            </w:r>
+            <w:proofErr w:type="spellEnd"/>
+            <w:r>
+              <w:t xml:space="preserve"> </w:t>
+            </w:r>
+            <w:proofErr w:type="spellStart"/>
+            <w:r>
+              <w:t>ada</w:t>
+            </w:r>
+            <w:proofErr w:type="spellEnd"/>
           </w:p>
         </w:tc>
       </w:tr>
@@ -6860,6 +6936,9 @@
       <w:pPr>
         <w:spacing w:after="40"/>
       </w:pPr>
+      <w:r>
+        <w:tab/>
+      </w:r>
     </w:p>
     <w:tbl>
       <w:tblPr>
@@ -8315,6 +8394,11 @@
             <w:pPr>
               <w:spacing w:before="20" w:after="20" w:line="252" w:lineRule="auto"/>
             </w:pPr>
+            <w:proofErr w:type="spellStart"/>
+            <w:r>
+              <w:t>Sudah</w:t>
+            </w:r>
+            <w:proofErr w:type="spellEnd"/>
           </w:p>
         </w:tc>
       </w:tr>
@@ -8387,6 +8471,11 @@
             <w:pPr>
               <w:spacing w:before="20" w:after="20" w:line="252" w:lineRule="auto"/>
             </w:pPr>
+            <w:proofErr w:type="spellStart"/>
+            <w:r>
+              <w:t>Sudah</w:t>
+            </w:r>
+            <w:proofErr w:type="spellEnd"/>
           </w:p>
         </w:tc>
       </w:tr>
@@ -8457,6 +8546,11 @@
             <w:pPr>
               <w:spacing w:before="20" w:after="20" w:line="252" w:lineRule="auto"/>
             </w:pPr>
+            <w:proofErr w:type="spellStart"/>
+            <w:r>
+              <w:t>Sudah</w:t>
+            </w:r>
+            <w:proofErr w:type="spellEnd"/>
           </w:p>
         </w:tc>
       </w:tr>
@@ -8529,6 +8623,11 @@
             <w:pPr>
               <w:spacing w:before="20" w:after="20" w:line="252" w:lineRule="auto"/>
             </w:pPr>
+            <w:proofErr w:type="spellStart"/>
+            <w:r>
+              <w:t>Sudah</w:t>
+            </w:r>
+            <w:proofErr w:type="spellEnd"/>
           </w:p>
         </w:tc>
       </w:tr>
@@ -8598,6 +8697,11 @@
             <w:pPr>
               <w:spacing w:before="20" w:after="20" w:line="252" w:lineRule="auto"/>
             </w:pPr>
+            <w:proofErr w:type="spellStart"/>
+            <w:r>
+              <w:t>Sudah</w:t>
+            </w:r>
+            <w:proofErr w:type="spellEnd"/>
           </w:p>
         </w:tc>
       </w:tr>
@@ -8670,6 +8774,11 @@
             <w:pPr>
               <w:spacing w:before="20" w:after="20" w:line="252" w:lineRule="auto"/>
             </w:pPr>
+            <w:proofErr w:type="spellStart"/>
+            <w:r>
+              <w:t>Sudah</w:t>
+            </w:r>
+            <w:proofErr w:type="spellEnd"/>
           </w:p>
         </w:tc>
       </w:tr>
@@ -8739,6 +8848,11 @@
             <w:pPr>
               <w:spacing w:before="20" w:after="20" w:line="252" w:lineRule="auto"/>
             </w:pPr>
+            <w:proofErr w:type="spellStart"/>
+            <w:r>
+              <w:t>Sudah</w:t>
+            </w:r>
+            <w:proofErr w:type="spellEnd"/>
           </w:p>
         </w:tc>
       </w:tr>
@@ -10450,7 +10564,44 @@
           <w:p>
             <w:pPr>
               <w:spacing w:before="20" w:after="20" w:line="252" w:lineRule="auto"/>
-            </w:pPr>
+              <w:rPr>
+                <w:lang w:val="en-ID"/>
+              </w:rPr>
+            </w:pPr>
+            <w:r>
+              <w:rPr>
+                <w:lang w:val="en-ID"/>
+              </w:rPr>
+              <w:t xml:space="preserve">Gambar </w:t>
+            </w:r>
+            <w:proofErr w:type="spellStart"/>
+            <w:r>
+              <w:rPr>
+                <w:lang w:val="en-ID"/>
+              </w:rPr>
+              <w:t>koleksi</w:t>
+            </w:r>
+            <w:proofErr w:type="spellEnd"/>
+            <w:r>
+              <w:rPr>
+                <w:lang w:val="en-ID"/>
+              </w:rPr>
+              <w:t xml:space="preserve"> anime, </w:t>
+            </w:r>
+            <w:proofErr w:type="spellStart"/>
+            <w:r>
+              <w:rPr>
+                <w:lang w:val="en-ID"/>
+              </w:rPr>
+              <w:t>donghua</w:t>
+            </w:r>
+            <w:proofErr w:type="spellEnd"/>
+            <w:r>
+              <w:rPr>
+                <w:lang w:val="en-ID"/>
+              </w:rPr>
+              <w:t>, dan manhwa</w:t>
+            </w:r>
           </w:p>
         </w:tc>
         <w:tc>
@@ -10467,6 +10618,11 @@
             <w:pPr>
               <w:spacing w:before="20" w:after="20" w:line="252" w:lineRule="auto"/>
             </w:pPr>
+            <w:proofErr w:type="spellStart"/>
+            <w:r>
+              <w:t>ya</w:t>
+            </w:r>
+            <w:proofErr w:type="spellEnd"/>
           </w:p>
         </w:tc>
       </w:tr>
@@ -10515,6 +10671,9 @@
             <w:pPr>
               <w:spacing w:before="20" w:after="20" w:line="252" w:lineRule="auto"/>
             </w:pPr>
+            <w:r>
+              <w:t>-</w:t>
+            </w:r>
           </w:p>
         </w:tc>
         <w:tc>
@@ -10532,6 +10691,9 @@
             <w:pPr>
               <w:spacing w:before="20" w:after="20" w:line="252" w:lineRule="auto"/>
             </w:pPr>
+            <w:r>
+              <w:t>-</w:t>
+            </w:r>
           </w:p>
         </w:tc>
       </w:tr>
@@ -11947,6 +12109,9 @@
             <w:pPr>
               <w:spacing w:before="20" w:after="20" w:line="252" w:lineRule="auto"/>
             </w:pPr>
+            <w:r>
+              <w:t>text</w:t>
+            </w:r>
           </w:p>
         </w:tc>
         <w:tc>
@@ -11963,6 +12128,14 @@
             <w:pPr>
               <w:spacing w:before="20" w:after="20" w:line="252" w:lineRule="auto"/>
             </w:pPr>
+            <w:r>
+              <w:t>List-</w:t>
+            </w:r>
+            <w:proofErr w:type="spellStart"/>
+            <w:r>
+              <w:t>donghua</w:t>
+            </w:r>
+            <w:proofErr w:type="spellEnd"/>
           </w:p>
         </w:tc>
         <w:tc>
@@ -11979,6 +12152,14 @@
             <w:pPr>
               <w:spacing w:before="20" w:after="20" w:line="252" w:lineRule="auto"/>
             </w:pPr>
+            <w:r>
+              <w:t>List-</w:t>
+            </w:r>
+            <w:proofErr w:type="spellStart"/>
+            <w:r>
+              <w:t>donghua</w:t>
+            </w:r>
+            <w:proofErr w:type="spellEnd"/>
           </w:p>
         </w:tc>
         <w:tc>
@@ -12000,7 +12181,7 @@
                 <w:rFonts w:cs="Carlito"/>
                 <w:sz w:val="18"/>
               </w:rPr>
-              <w:t>required / min / max / pattern</w:t>
+              <w:t>required</w:t>
             </w:r>
           </w:p>
         </w:tc>
@@ -12050,6 +12231,9 @@
             <w:pPr>
               <w:spacing w:before="20" w:after="20" w:line="252" w:lineRule="auto"/>
             </w:pPr>
+            <w:r>
+              <w:t>text</w:t>
+            </w:r>
           </w:p>
         </w:tc>
         <w:tc>
@@ -12067,6 +12251,9 @@
             <w:pPr>
               <w:spacing w:before="20" w:after="20" w:line="252" w:lineRule="auto"/>
             </w:pPr>
+            <w:r>
+              <w:t>List-anime</w:t>
+            </w:r>
           </w:p>
         </w:tc>
         <w:tc>
@@ -12084,6 +12271,9 @@
             <w:pPr>
               <w:spacing w:before="20" w:after="20" w:line="252" w:lineRule="auto"/>
             </w:pPr>
+            <w:r>
+              <w:t>List-anime</w:t>
+            </w:r>
           </w:p>
         </w:tc>
         <w:tc>
@@ -12101,6 +12291,13 @@
             <w:pPr>
               <w:spacing w:before="20" w:after="20" w:line="252" w:lineRule="auto"/>
             </w:pPr>
+            <w:r>
+              <w:rPr>
+                <w:rFonts w:cs="Carlito"/>
+                <w:sz w:val="18"/>
+              </w:rPr>
+              <w:t>required</w:t>
+            </w:r>
           </w:p>
         </w:tc>
       </w:tr>
@@ -12147,6 +12344,9 @@
             <w:pPr>
               <w:spacing w:before="20" w:after="20" w:line="252" w:lineRule="auto"/>
             </w:pPr>
+            <w:r>
+              <w:t>text</w:t>
+            </w:r>
           </w:p>
         </w:tc>
         <w:tc>
@@ -12163,6 +12363,9 @@
             <w:pPr>
               <w:spacing w:before="20" w:after="20" w:line="252" w:lineRule="auto"/>
             </w:pPr>
+            <w:r>
+              <w:t>List-manhwa</w:t>
+            </w:r>
           </w:p>
         </w:tc>
         <w:tc>
@@ -12179,6 +12382,9 @@
             <w:pPr>
               <w:spacing w:before="20" w:after="20" w:line="252" w:lineRule="auto"/>
             </w:pPr>
+            <w:r>
+              <w:t>List-manhwa</w:t>
+            </w:r>
           </w:p>
         </w:tc>
         <w:tc>
@@ -12195,6 +12401,13 @@
             <w:pPr>
               <w:spacing w:before="20" w:after="20" w:line="252" w:lineRule="auto"/>
             </w:pPr>
+            <w:r>
+              <w:rPr>
+                <w:rFonts w:cs="Carlito"/>
+                <w:sz w:val="18"/>
+              </w:rPr>
+              <w:t>required</w:t>
+            </w:r>
           </w:p>
         </w:tc>
       </w:tr>
@@ -12367,6 +12580,35 @@
             <w:pPr>
               <w:spacing w:before="20" w:after="20" w:line="252" w:lineRule="auto"/>
             </w:pPr>
+            <w:proofErr w:type="spellStart"/>
+            <w:r>
+              <w:t>Berhasil</w:t>
+            </w:r>
+            <w:proofErr w:type="spellEnd"/>
+            <w:r>
+              <w:t xml:space="preserve">, label </w:t>
+            </w:r>
+            <w:proofErr w:type="spellStart"/>
+            <w:r>
+              <w:t>bisa</w:t>
+            </w:r>
+            <w:proofErr w:type="spellEnd"/>
+            <w:r>
+              <w:t xml:space="preserve"> </w:t>
+            </w:r>
+            <w:proofErr w:type="spellStart"/>
+            <w:r>
+              <w:t>diklik</w:t>
+            </w:r>
+            <w:proofErr w:type="spellEnd"/>
+            <w:r>
+              <w:t xml:space="preserve"> dan di </w:t>
+            </w:r>
+            <w:proofErr w:type="spellStart"/>
+            <w:r>
+              <w:t>isi</w:t>
+            </w:r>
+            <w:proofErr w:type="spellEnd"/>
           </w:p>
         </w:tc>
       </w:tr>
@@ -12439,6 +12681,46 @@
             <w:pPr>
               <w:spacing w:before="20" w:after="20" w:line="252" w:lineRule="auto"/>
             </w:pPr>
+            <w:r>
+              <w:t xml:space="preserve">Form </w:t>
+            </w:r>
+            <w:proofErr w:type="spellStart"/>
+            <w:r>
+              <w:t>menyuruh</w:t>
+            </w:r>
+            <w:proofErr w:type="spellEnd"/>
+            <w:r>
+              <w:t xml:space="preserve"> </w:t>
+            </w:r>
+            <w:proofErr w:type="spellStart"/>
+            <w:r>
+              <w:t>untuk</w:t>
+            </w:r>
+            <w:proofErr w:type="spellEnd"/>
+            <w:r>
+              <w:t xml:space="preserve"> </w:t>
+            </w:r>
+            <w:proofErr w:type="spellStart"/>
+            <w:r>
+              <w:t>kolom</w:t>
+            </w:r>
+            <w:proofErr w:type="spellEnd"/>
+            <w:r>
+              <w:t xml:space="preserve"> </w:t>
+            </w:r>
+            <w:proofErr w:type="spellStart"/>
+            <w:r>
+              <w:t>wajib</w:t>
+            </w:r>
+            <w:proofErr w:type="spellEnd"/>
+            <w:r>
+              <w:t xml:space="preserve"> </w:t>
+            </w:r>
+            <w:proofErr w:type="spellStart"/>
+            <w:r>
+              <w:t>diisi</w:t>
+            </w:r>
+            <w:proofErr w:type="spellEnd"/>
           </w:p>
         </w:tc>
       </w:tr>
@@ -12508,6 +12790,62 @@
             <w:pPr>
               <w:spacing w:before="20" w:after="20" w:line="252" w:lineRule="auto"/>
             </w:pPr>
+            <w:r>
+              <w:t xml:space="preserve">Tidak </w:t>
+            </w:r>
+            <w:proofErr w:type="spellStart"/>
+            <w:r>
+              <w:t>bisa</w:t>
+            </w:r>
+            <w:proofErr w:type="spellEnd"/>
+            <w:r>
+              <w:t xml:space="preserve">, </w:t>
+            </w:r>
+            <w:proofErr w:type="spellStart"/>
+            <w:r>
+              <w:t>halaman</w:t>
+            </w:r>
+            <w:proofErr w:type="spellEnd"/>
+            <w:r>
+              <w:t xml:space="preserve"> </w:t>
+            </w:r>
+            <w:proofErr w:type="spellStart"/>
+            <w:r>
+              <w:t>akan</w:t>
+            </w:r>
+            <w:proofErr w:type="spellEnd"/>
+            <w:r>
+              <w:t xml:space="preserve"> </w:t>
+            </w:r>
+            <w:proofErr w:type="spellStart"/>
+            <w:r>
+              <w:t>diarahkan</w:t>
+            </w:r>
+            <w:proofErr w:type="spellEnd"/>
+            <w:r>
+              <w:t xml:space="preserve"> </w:t>
+            </w:r>
+            <w:proofErr w:type="spellStart"/>
+            <w:r>
+              <w:t>ke</w:t>
+            </w:r>
+            <w:proofErr w:type="spellEnd"/>
+            <w:r>
+              <w:t xml:space="preserve"> </w:t>
+            </w:r>
+            <w:proofErr w:type="spellStart"/>
+            <w:r>
+              <w:t>halaman</w:t>
+            </w:r>
+            <w:proofErr w:type="spellEnd"/>
+            <w:r>
+              <w:t xml:space="preserve"> </w:t>
+            </w:r>
+            <w:proofErr w:type="spellStart"/>
+            <w:r>
+              <w:t>kosong</w:t>
+            </w:r>
+            <w:proofErr w:type="spellEnd"/>
           </w:p>
         </w:tc>
       </w:tr>
@@ -12580,6 +12918,118 @@
             <w:pPr>
               <w:spacing w:before="20" w:after="20" w:line="252" w:lineRule="auto"/>
             </w:pPr>
+            <w:r>
+              <w:t xml:space="preserve">Milik </w:t>
+            </w:r>
+            <w:proofErr w:type="spellStart"/>
+            <w:r>
+              <w:t>saya</w:t>
+            </w:r>
+            <w:proofErr w:type="spellEnd"/>
+            <w:r>
+              <w:t xml:space="preserve"> </w:t>
+            </w:r>
+            <w:proofErr w:type="spellStart"/>
+            <w:r>
+              <w:t>untuk</w:t>
+            </w:r>
+            <w:proofErr w:type="spellEnd"/>
+            <w:r>
+              <w:t xml:space="preserve"> </w:t>
+            </w:r>
+            <w:proofErr w:type="spellStart"/>
+            <w:r>
+              <w:t>saat</w:t>
+            </w:r>
+            <w:proofErr w:type="spellEnd"/>
+            <w:r>
+              <w:t xml:space="preserve"> </w:t>
+            </w:r>
+            <w:proofErr w:type="spellStart"/>
+            <w:r>
+              <w:t>ini</w:t>
+            </w:r>
+            <w:proofErr w:type="spellEnd"/>
+            <w:r>
+              <w:t xml:space="preserve"> </w:t>
+            </w:r>
+            <w:proofErr w:type="spellStart"/>
+            <w:r>
+              <w:t>masih</w:t>
+            </w:r>
+            <w:proofErr w:type="spellEnd"/>
+            <w:r>
+              <w:t xml:space="preserve"> </w:t>
+            </w:r>
+            <w:proofErr w:type="spellStart"/>
+            <w:r>
+              <w:t>belum</w:t>
+            </w:r>
+            <w:proofErr w:type="spellEnd"/>
+            <w:r>
+              <w:t xml:space="preserve"> </w:t>
+            </w:r>
+            <w:proofErr w:type="spellStart"/>
+            <w:r>
+              <w:t>bisa</w:t>
+            </w:r>
+            <w:proofErr w:type="spellEnd"/>
+            <w:r>
+              <w:t xml:space="preserve">, </w:t>
+            </w:r>
+            <w:proofErr w:type="spellStart"/>
+            <w:r>
+              <w:t>halaman</w:t>
+            </w:r>
+            <w:proofErr w:type="spellEnd"/>
+            <w:r>
+              <w:t xml:space="preserve"> </w:t>
+            </w:r>
+            <w:proofErr w:type="spellStart"/>
+            <w:r>
+              <w:t>akan</w:t>
+            </w:r>
+            <w:proofErr w:type="spellEnd"/>
+            <w:r>
+              <w:t xml:space="preserve"> </w:t>
+            </w:r>
+            <w:proofErr w:type="spellStart"/>
+            <w:r>
+              <w:t>diarahkan</w:t>
+            </w:r>
+            <w:proofErr w:type="spellEnd"/>
+            <w:r>
+              <w:t xml:space="preserve"> </w:t>
+            </w:r>
+            <w:proofErr w:type="spellStart"/>
+            <w:r>
+              <w:t>ke</w:t>
+            </w:r>
+            <w:proofErr w:type="spellEnd"/>
+            <w:r>
+              <w:t xml:space="preserve"> </w:t>
+            </w:r>
+            <w:proofErr w:type="spellStart"/>
+            <w:r>
+              <w:t>halaman</w:t>
+            </w:r>
+            <w:proofErr w:type="spellEnd"/>
+            <w:r>
+              <w:t xml:space="preserve"> </w:t>
+            </w:r>
+            <w:proofErr w:type="spellStart"/>
+            <w:r>
+              <w:t>kosong</w:t>
+            </w:r>
+            <w:proofErr w:type="spellEnd"/>
+            <w:r>
+              <w:t xml:space="preserve"> </w:t>
+            </w:r>
+            <w:proofErr w:type="spellStart"/>
+            <w:r>
+              <w:t>lagi</w:t>
+            </w:r>
+            <w:proofErr w:type="spellEnd"/>
           </w:p>
         </w:tc>
       </w:tr>
@@ -13161,6 +13611,9 @@
             <w:pPr>
               <w:spacing w:before="20" w:after="20" w:line="252" w:lineRule="auto"/>
             </w:pPr>
+            <w:r>
+              <w:t>100</w:t>
+            </w:r>
           </w:p>
         </w:tc>
         <w:tc>
@@ -13177,6 +13630,9 @@
             <w:pPr>
               <w:spacing w:before="20" w:after="20" w:line="252" w:lineRule="auto"/>
             </w:pPr>
+            <w:r>
+              <w:t>-</w:t>
+            </w:r>
           </w:p>
         </w:tc>
       </w:tr>
@@ -13225,6 +13681,9 @@
             <w:pPr>
               <w:spacing w:before="20" w:after="20" w:line="252" w:lineRule="auto"/>
             </w:pPr>
+            <w:r>
+              <w:t>-</w:t>
+            </w:r>
           </w:p>
         </w:tc>
         <w:tc>
@@ -13242,6 +13701,9 @@
             <w:pPr>
               <w:spacing w:before="20" w:after="20" w:line="252" w:lineRule="auto"/>
             </w:pPr>
+            <w:r>
+              <w:t>-</w:t>
+            </w:r>
           </w:p>
         </w:tc>
       </w:tr>
@@ -13433,8 +13895,49 @@
                 <w:rFonts w:cs="Carlito"/>
                 <w:sz w:val="19"/>
               </w:rPr>
-              <w:t>Lancar / ada yang terlewat: ______________</w:t>
-            </w:r>
+              <w:t xml:space="preserve">Lancar / </w:t>
+            </w:r>
+            <w:proofErr w:type="spellStart"/>
+            <w:r>
+              <w:rPr>
+                <w:rFonts w:cs="Carlito"/>
+                <w:sz w:val="19"/>
+              </w:rPr>
+              <w:t>ada</w:t>
+            </w:r>
+            <w:proofErr w:type="spellEnd"/>
+            <w:r>
+              <w:rPr>
+                <w:rFonts w:cs="Carlito"/>
+                <w:sz w:val="19"/>
+              </w:rPr>
+              <w:t xml:space="preserve"> yang </w:t>
+            </w:r>
+            <w:proofErr w:type="spellStart"/>
+            <w:r>
+              <w:rPr>
+                <w:rFonts w:cs="Carlito"/>
+                <w:sz w:val="19"/>
+              </w:rPr>
+              <w:t>terlewat</w:t>
+            </w:r>
+            <w:proofErr w:type="spellEnd"/>
+            <w:r>
+              <w:rPr>
+                <w:rFonts w:cs="Carlito"/>
+                <w:sz w:val="19"/>
+              </w:rPr>
+              <w:t xml:space="preserve">: </w:t>
+            </w:r>
+            <w:proofErr w:type="spellStart"/>
+            <w:r>
+              <w:rPr>
+                <w:rFonts w:cs="Carlito"/>
+                <w:sz w:val="19"/>
+              </w:rPr>
+              <w:t>Lancar</w:t>
+            </w:r>
+            <w:proofErr w:type="spellEnd"/>
           </w:p>
         </w:tc>
       </w:tr>
@@ -13512,8 +14015,17 @@
                 <w:rFonts w:cs="Carlito"/>
                 <w:sz w:val="19"/>
               </w:rPr>
-              <w:t>Semua benar / yang salah: ______________</w:t>
-            </w:r>
+              <w:t xml:space="preserve">Semua benar / yang salah: </w:t>
+            </w:r>
+            <w:proofErr w:type="spellStart"/>
+            <w:r>
+              <w:rPr>
+                <w:rFonts w:cs="Carlito"/>
+                <w:sz w:val="19"/>
+              </w:rPr>
+              <w:t>Benar</w:t>
+            </w:r>
+            <w:proofErr w:type="spellEnd"/>
           </w:p>
         </w:tc>
       </w:tr>
@@ -13588,8 +14100,24 @@
                 <w:rFonts w:cs="Carlito"/>
                 <w:sz w:val="19"/>
               </w:rPr>
-              <w:t>Semua benar / yang salah: ______________</w:t>
-            </w:r>
+              <w:t>Semua benar / yang salah:</w:t>
+            </w:r>
+            <w:r>
+              <w:rPr>
+                <w:rFonts w:cs="Carlito"/>
+                <w:sz w:val="19"/>
+              </w:rPr>
+              <w:t xml:space="preserve"> </w:t>
+            </w:r>
+            <w:proofErr w:type="spellStart"/>
+            <w:r>
+              <w:rPr>
+                <w:rFonts w:cs="Carlito"/>
+                <w:sz w:val="19"/>
+              </w:rPr>
+              <w:t>Benar</w:t>
+            </w:r>
+            <w:proofErr w:type="spellEnd"/>
           </w:p>
         </w:tc>
       </w:tr>
@@ -14075,7 +14603,11 @@
               <w:right w:val="single" w:sz="4" w:space="0" w:color="B9C6E2"/>
             </w:tcBorders>
           </w:tcPr>
-          <w:p/>
+          <w:p>
+            <w:r>
+              <w:t>Bagian image</w:t>
+            </w:r>
+          </w:p>
         </w:tc>
       </w:tr>
       <w:tr>
@@ -14092,7 +14624,53 @@
               <w:right w:val="single" w:sz="4" w:space="0" w:color="B9C6E2"/>
             </w:tcBorders>
           </w:tcPr>
-          <w:p/>
+          <w:p>
+            <w:proofErr w:type="spellStart"/>
+            <w:r>
+              <w:t>Alasanya</w:t>
+            </w:r>
+            <w:proofErr w:type="spellEnd"/>
+            <w:r>
+              <w:t xml:space="preserve"> </w:t>
+            </w:r>
+            <w:proofErr w:type="spellStart"/>
+            <w:r>
+              <w:t>karena</w:t>
+            </w:r>
+            <w:proofErr w:type="spellEnd"/>
+            <w:r>
+              <w:t xml:space="preserve"> paling </w:t>
+            </w:r>
+            <w:proofErr w:type="spellStart"/>
+            <w:r>
+              <w:t>mudah</w:t>
+            </w:r>
+            <w:proofErr w:type="spellEnd"/>
+            <w:r>
+              <w:t xml:space="preserve"> </w:t>
+            </w:r>
+            <w:proofErr w:type="spellStart"/>
+            <w:r>
+              <w:t>dibuat</w:t>
+            </w:r>
+            <w:proofErr w:type="spellEnd"/>
+            <w:r>
+              <w:t xml:space="preserve"> </w:t>
+            </w:r>
+            <w:proofErr w:type="spellStart"/>
+            <w:r>
+              <w:t>menurut</w:t>
+            </w:r>
+            <w:proofErr w:type="spellEnd"/>
+            <w:r>
+              <w:t xml:space="preserve"> </w:t>
+            </w:r>
+            <w:proofErr w:type="spellStart"/>
+            <w:r>
+              <w:t>saya</w:t>
+            </w:r>
+            <w:proofErr w:type="spellEnd"/>
+          </w:p>
         </w:tc>
       </w:tr>
     </w:tbl>
@@ -14137,7 +14715,27 @@
               <w:right w:val="single" w:sz="4" w:space="0" w:color="B9C6E2"/>
             </w:tcBorders>
           </w:tcPr>
-          <w:p/>
+          <w:p>
+            <w:r>
+              <w:t xml:space="preserve">Button </w:t>
+            </w:r>
+            <w:proofErr w:type="spellStart"/>
+            <w:r>
+              <w:t>simpan</w:t>
+            </w:r>
+            <w:proofErr w:type="spellEnd"/>
+            <w:r>
+              <w:t xml:space="preserve"> </w:t>
+            </w:r>
+            <w:proofErr w:type="spellStart"/>
+            <w:r>
+              <w:t>dibawah</w:t>
+            </w:r>
+            <w:proofErr w:type="spellEnd"/>
+            <w:r>
+              <w:t xml:space="preserve"> form</w:t>
+            </w:r>
+          </w:p>
         </w:tc>
       </w:tr>
       <w:tr>
@@ -14154,7 +14752,69 @@
               <w:right w:val="single" w:sz="4" w:space="0" w:color="B9C6E2"/>
             </w:tcBorders>
           </w:tcPr>
-          <w:p/>
+          <w:p>
+            <w:proofErr w:type="spellStart"/>
+            <w:r>
+              <w:t>Mungkin</w:t>
+            </w:r>
+            <w:proofErr w:type="spellEnd"/>
+            <w:r>
+              <w:t xml:space="preserve"> </w:t>
+            </w:r>
+            <w:proofErr w:type="spellStart"/>
+            <w:r>
+              <w:t>kurangnya</w:t>
+            </w:r>
+            <w:proofErr w:type="spellEnd"/>
+            <w:r>
+              <w:t xml:space="preserve"> </w:t>
+            </w:r>
+            <w:proofErr w:type="spellStart"/>
+            <w:r>
+              <w:t>elemen</w:t>
+            </w:r>
+            <w:proofErr w:type="spellEnd"/>
+            <w:r>
+              <w:t xml:space="preserve"> yang di </w:t>
+            </w:r>
+            <w:proofErr w:type="spellStart"/>
+            <w:r>
+              <w:t>inisialisasi</w:t>
+            </w:r>
+            <w:proofErr w:type="spellEnd"/>
+            <w:r>
+              <w:t xml:space="preserve">, </w:t>
+            </w:r>
+            <w:proofErr w:type="spellStart"/>
+            <w:r>
+              <w:t>sehingga</w:t>
+            </w:r>
+            <w:proofErr w:type="spellEnd"/>
+            <w:r>
+              <w:t xml:space="preserve"> </w:t>
+            </w:r>
+            <w:proofErr w:type="spellStart"/>
+            <w:r>
+              <w:t>tidak</w:t>
+            </w:r>
+            <w:proofErr w:type="spellEnd"/>
+            <w:r>
+              <w:t xml:space="preserve"> </w:t>
+            </w:r>
+            <w:proofErr w:type="spellStart"/>
+            <w:r>
+              <w:t>bisa</w:t>
+            </w:r>
+            <w:proofErr w:type="spellEnd"/>
+            <w:r>
+              <w:t xml:space="preserve"> </w:t>
+            </w:r>
+            <w:proofErr w:type="spellStart"/>
+            <w:r>
+              <w:t>disimpan</w:t>
+            </w:r>
+            <w:proofErr w:type="spellEnd"/>
+          </w:p>
         </w:tc>
       </w:tr>
     </w:tbl>
@@ -14199,7 +14859,103 @@
               <w:right w:val="single" w:sz="4" w:space="0" w:color="B9C6E2"/>
             </w:tcBorders>
           </w:tcPr>
-          <w:p/>
+          <w:p>
+            <w:proofErr w:type="spellStart"/>
+            <w:r>
+              <w:t>Simpelnya</w:t>
+            </w:r>
+            <w:proofErr w:type="spellEnd"/>
+            <w:r>
+              <w:t xml:space="preserve">, </w:t>
+            </w:r>
+            <w:r>
+              <w:rPr>
+                <w:rFonts w:cs="Carlito"/>
+                <w:sz w:val="20"/>
+              </w:rPr>
+              <w:t>&lt;label for="x"&gt;</w:t>
+            </w:r>
+            <w:r>
+              <w:rPr>
+                <w:rFonts w:cs="Carlito"/>
+                <w:sz w:val="20"/>
+              </w:rPr>
+              <w:t xml:space="preserve"> </w:t>
+            </w:r>
+            <w:proofErr w:type="spellStart"/>
+            <w:r>
+              <w:rPr>
+                <w:rFonts w:cs="Carlito"/>
+                <w:sz w:val="20"/>
+              </w:rPr>
+              <w:t>terhubung</w:t>
+            </w:r>
+            <w:proofErr w:type="spellEnd"/>
+            <w:r>
+              <w:rPr>
+                <w:rFonts w:cs="Carlito"/>
+                <w:sz w:val="20"/>
+              </w:rPr>
+              <w:t xml:space="preserve"> </w:t>
+            </w:r>
+            <w:proofErr w:type="spellStart"/>
+            <w:r>
+              <w:rPr>
+                <w:rFonts w:cs="Carlito"/>
+                <w:sz w:val="20"/>
+              </w:rPr>
+              <w:t>dengan</w:t>
+            </w:r>
+            <w:proofErr w:type="spellEnd"/>
+            <w:r>
+              <w:rPr>
+                <w:rFonts w:cs="Carlito"/>
+                <w:sz w:val="20"/>
+              </w:rPr>
+              <w:t xml:space="preserve"> input, </w:t>
+            </w:r>
+            <w:proofErr w:type="spellStart"/>
+            <w:r>
+              <w:rPr>
+                <w:rFonts w:cs="Carlito"/>
+                <w:sz w:val="20"/>
+              </w:rPr>
+              <w:t>sedangkan</w:t>
+            </w:r>
+            <w:proofErr w:type="spellEnd"/>
+            <w:r>
+              <w:rPr>
+                <w:rFonts w:cs="Carlito"/>
+                <w:sz w:val="20"/>
+              </w:rPr>
+              <w:t xml:space="preserve"> tulisan </w:t>
+            </w:r>
+            <w:proofErr w:type="spellStart"/>
+            <w:r>
+              <w:rPr>
+                <w:rFonts w:cs="Carlito"/>
+                <w:sz w:val="20"/>
+              </w:rPr>
+              <w:t>biasa</w:t>
+            </w:r>
+            <w:proofErr w:type="spellEnd"/>
+            <w:r>
+              <w:rPr>
+                <w:rFonts w:cs="Carlito"/>
+                <w:sz w:val="20"/>
+              </w:rPr>
+              <w:t xml:space="preserve"> </w:t>
+            </w:r>
+            <w:proofErr w:type="spellStart"/>
+            <w:r>
+              <w:rPr>
+                <w:rFonts w:cs="Carlito"/>
+                <w:sz w:val="20"/>
+              </w:rPr>
+              <w:t>tidak</w:t>
+            </w:r>
+            <w:proofErr w:type="spellEnd"/>
+          </w:p>
         </w:tc>
       </w:tr>
       <w:tr>
@@ -14261,7 +15017,144 @@
               <w:right w:val="single" w:sz="4" w:space="0" w:color="B9C6E2"/>
             </w:tcBorders>
           </w:tcPr>
-          <w:p/>
+          <w:p>
+            <w:proofErr w:type="spellStart"/>
+            <w:r>
+              <w:t>Menurut</w:t>
+            </w:r>
+            <w:proofErr w:type="spellEnd"/>
+            <w:r>
+              <w:t xml:space="preserve"> </w:t>
+            </w:r>
+            <w:proofErr w:type="spellStart"/>
+            <w:r>
+              <w:t>saya</w:t>
+            </w:r>
+            <w:proofErr w:type="spellEnd"/>
+            <w:r>
+              <w:t xml:space="preserve"> main </w:t>
+            </w:r>
+            <w:proofErr w:type="spellStart"/>
+            <w:r>
+              <w:t>mengartikan</w:t>
+            </w:r>
+            <w:proofErr w:type="spellEnd"/>
+            <w:r>
+              <w:t xml:space="preserve"> </w:t>
+            </w:r>
+            <w:proofErr w:type="spellStart"/>
+            <w:r>
+              <w:t>halaman</w:t>
+            </w:r>
+            <w:proofErr w:type="spellEnd"/>
+            <w:r>
+              <w:t xml:space="preserve"> </w:t>
+            </w:r>
+            <w:proofErr w:type="spellStart"/>
+            <w:r>
+              <w:t>utama</w:t>
+            </w:r>
+            <w:proofErr w:type="spellEnd"/>
+            <w:r>
+              <w:t xml:space="preserve">, </w:t>
+            </w:r>
+            <w:proofErr w:type="spellStart"/>
+            <w:r>
+              <w:t>jika</w:t>
+            </w:r>
+            <w:proofErr w:type="spellEnd"/>
+            <w:r>
+              <w:t xml:space="preserve"> main di </w:t>
+            </w:r>
+            <w:proofErr w:type="spellStart"/>
+            <w:r>
+              <w:t>deklarasi</w:t>
+            </w:r>
+            <w:proofErr w:type="spellEnd"/>
+            <w:r>
+              <w:t xml:space="preserve"> </w:t>
+            </w:r>
+            <w:proofErr w:type="spellStart"/>
+            <w:r>
+              <w:t>lebih</w:t>
+            </w:r>
+            <w:proofErr w:type="spellEnd"/>
+            <w:r>
+              <w:t xml:space="preserve"> </w:t>
+            </w:r>
+            <w:proofErr w:type="spellStart"/>
+            <w:r>
+              <w:t>dari</w:t>
+            </w:r>
+            <w:proofErr w:type="spellEnd"/>
+            <w:r>
+              <w:t xml:space="preserve"> 1 </w:t>
+            </w:r>
+            <w:proofErr w:type="spellStart"/>
+            <w:r>
+              <w:t>bisa</w:t>
+            </w:r>
+            <w:proofErr w:type="spellEnd"/>
+            <w:r>
+              <w:t xml:space="preserve"> </w:t>
+            </w:r>
+            <w:proofErr w:type="spellStart"/>
+            <w:r>
+              <w:t>saja</w:t>
+            </w:r>
+            <w:proofErr w:type="spellEnd"/>
+            <w:r>
+              <w:t xml:space="preserve"> error, dan </w:t>
+            </w:r>
+            <w:proofErr w:type="spellStart"/>
+            <w:r>
+              <w:t>itu</w:t>
+            </w:r>
+            <w:proofErr w:type="spellEnd"/>
+            <w:r>
+              <w:t xml:space="preserve"> juga </w:t>
+            </w:r>
+            <w:proofErr w:type="spellStart"/>
+            <w:r>
+              <w:t>membuat</w:t>
+            </w:r>
+            <w:proofErr w:type="spellEnd"/>
+            <w:r>
+              <w:t xml:space="preserve"> </w:t>
+            </w:r>
+            <w:proofErr w:type="spellStart"/>
+            <w:r>
+              <w:t>ketidak</w:t>
+            </w:r>
+            <w:proofErr w:type="spellEnd"/>
+            <w:r>
+              <w:t xml:space="preserve"> </w:t>
+            </w:r>
+            <w:proofErr w:type="spellStart"/>
+            <w:r>
+              <w:t>jelasan</w:t>
+            </w:r>
+            <w:proofErr w:type="spellEnd"/>
+            <w:r>
+              <w:t xml:space="preserve"> Dimana </w:t>
+            </w:r>
+            <w:proofErr w:type="spellStart"/>
+            <w:r>
+              <w:t>letak</w:t>
+            </w:r>
+            <w:proofErr w:type="spellEnd"/>
+            <w:r>
+              <w:t xml:space="preserve"> main yang </w:t>
+            </w:r>
+            <w:proofErr w:type="spellStart"/>
+            <w:r>
+              <w:t>benar</w:t>
+            </w:r>
+            <w:proofErr w:type="spellEnd"/>
+            <w:r>
+              <w:t>.</w:t>
+            </w:r>
+          </w:p>
         </w:tc>
       </w:tr>
       <w:tr>
@@ -14331,15 +15224,26 @@
                 <w:color w:val="003796"/>
                 <w:sz w:val="22"/>
               </w:rPr>
-              <w:t xml:space="preserve">☐  </w:t>
-            </w:r>
+              <w:t xml:space="preserve">V </w:t>
+            </w:r>
+            <w:proofErr w:type="spellStart"/>
+            <w:proofErr w:type="gramStart"/>
             <w:r>
               <w:rPr>
                 <w:rFonts w:cs="Carlito"/>
                 <w:b/>
                 <w:sz w:val="20"/>
               </w:rPr>
-              <w:t xml:space="preserve">Berkas  </w:t>
+              <w:t>Berkas</w:t>
+            </w:r>
+            <w:proofErr w:type="spellEnd"/>
+            <w:r>
+              <w:rPr>
+                <w:rFonts w:cs="Carlito"/>
+                <w:b/>
+                <w:sz w:val="20"/>
+              </w:rPr>
+              <w:t xml:space="preserve">  </w:t>
             </w:r>
             <w:r>
               <w:rPr>
@@ -14347,7 +15251,34 @@
                 <w:color w:val="5A6080"/>
                 <w:sz w:val="19"/>
               </w:rPr>
-              <w:t>profil.html ada di repository, terbuka tanpa galat di Console</w:t>
+              <w:t>profil.html</w:t>
+            </w:r>
+            <w:proofErr w:type="gramEnd"/>
+            <w:r>
+              <w:rPr>
+                <w:rFonts w:cs="Carlito"/>
+                <w:color w:val="5A6080"/>
+                <w:sz w:val="19"/>
+              </w:rPr>
+              <w:t xml:space="preserve"> </w:t>
+            </w:r>
+            <w:proofErr w:type="spellStart"/>
+            <w:r>
+              <w:rPr>
+                <w:rFonts w:cs="Carlito"/>
+                <w:color w:val="5A6080"/>
+                <w:sz w:val="19"/>
+              </w:rPr>
+              <w:t>ada</w:t>
+            </w:r>
+            <w:proofErr w:type="spellEnd"/>
+            <w:r>
+              <w:rPr>
+                <w:rFonts w:cs="Carlito"/>
+                <w:color w:val="5A6080"/>
+                <w:sz w:val="19"/>
+              </w:rPr>
+              <w:t xml:space="preserve"> di repository, terbuka tanpa galat di Console</w:t>
             </w:r>
           </w:p>
         </w:tc>
@@ -14388,15 +15319,44 @@
                 <w:color w:val="003796"/>
                 <w:sz w:val="22"/>
               </w:rPr>
-              <w:t xml:space="preserve">☐  </w:t>
-            </w:r>
+              <w:t xml:space="preserve">V </w:t>
+            </w:r>
+            <w:proofErr w:type="spellStart"/>
             <w:r>
               <w:rPr>
                 <w:rFonts w:cs="Carlito"/>
                 <w:b/>
                 <w:sz w:val="20"/>
               </w:rPr>
-              <w:t xml:space="preserve">Kepala dokumen  </w:t>
+              <w:t>Kepala</w:t>
+            </w:r>
+            <w:proofErr w:type="spellEnd"/>
+            <w:r>
+              <w:rPr>
+                <w:rFonts w:cs="Carlito"/>
+                <w:b/>
+                <w:sz w:val="20"/>
+              </w:rPr>
+              <w:t xml:space="preserve"> </w:t>
+            </w:r>
+            <w:proofErr w:type="spellStart"/>
+            <w:proofErr w:type="gramStart"/>
+            <w:r>
+              <w:rPr>
+                <w:rFonts w:cs="Carlito"/>
+                <w:b/>
+                <w:sz w:val="20"/>
+              </w:rPr>
+              <w:t>dokumen</w:t>
+            </w:r>
+            <w:proofErr w:type="spellEnd"/>
+            <w:r>
+              <w:rPr>
+                <w:rFonts w:cs="Carlito"/>
+                <w:b/>
+                <w:sz w:val="20"/>
+              </w:rPr>
+              <w:t xml:space="preserve">  </w:t>
             </w:r>
             <w:r>
               <w:rPr>
@@ -14404,7 +15364,16 @@
                 <w:color w:val="5A6080"/>
                 <w:sz w:val="19"/>
               </w:rPr>
-              <w:t>lang, charset, viewport, dan title semuanya benar</w:t>
+              <w:t>lang</w:t>
+            </w:r>
+            <w:proofErr w:type="gramEnd"/>
+            <w:r>
+              <w:rPr>
+                <w:rFonts w:cs="Carlito"/>
+                <w:color w:val="5A6080"/>
+                <w:sz w:val="19"/>
+              </w:rPr>
+              <w:t>, charset, viewport, dan title semuanya benar</w:t>
             </w:r>
           </w:p>
         </w:tc>
@@ -14445,15 +15414,26 @@
                 <w:color w:val="003796"/>
                 <w:sz w:val="22"/>
               </w:rPr>
-              <w:t xml:space="preserve">☐  </w:t>
-            </w:r>
+              <w:t xml:space="preserve">V </w:t>
+            </w:r>
+            <w:proofErr w:type="spellStart"/>
+            <w:proofErr w:type="gramStart"/>
             <w:r>
               <w:rPr>
                 <w:rFonts w:cs="Carlito"/>
                 <w:b/>
                 <w:sz w:val="20"/>
               </w:rPr>
-              <w:t xml:space="preserve">Struktur  </w:t>
+              <w:t>Struktur</w:t>
+            </w:r>
+            <w:proofErr w:type="spellEnd"/>
+            <w:r>
+              <w:rPr>
+                <w:rFonts w:cs="Carlito"/>
+                <w:b/>
+                <w:sz w:val="20"/>
+              </w:rPr>
+              <w:t xml:space="preserve">  </w:t>
             </w:r>
             <w:r>
               <w:rPr>
@@ -14461,7 +15441,16 @@
                 <w:color w:val="5A6080"/>
                 <w:sz w:val="19"/>
               </w:rPr>
-              <w:t>header, nav, main, footer, dan dua section ada</w:t>
+              <w:t>header</w:t>
+            </w:r>
+            <w:proofErr w:type="gramEnd"/>
+            <w:r>
+              <w:rPr>
+                <w:rFonts w:cs="Carlito"/>
+                <w:color w:val="5A6080"/>
+                <w:sz w:val="19"/>
+              </w:rPr>
+              <w:t>, nav, main, footer, dan dua section ada</w:t>
             </w:r>
           </w:p>
         </w:tc>
@@ -14502,8 +15491,9 @@
                 <w:color w:val="003796"/>
                 <w:sz w:val="22"/>
               </w:rPr>
-              <w:t xml:space="preserve">☐  </w:t>
-            </w:r>
+              <w:t xml:space="preserve">V </w:t>
+            </w:r>
+            <w:proofErr w:type="gramStart"/>
             <w:r>
               <w:rPr>
                 <w:rFonts w:cs="Carlito"/>
@@ -14512,13 +15502,60 @@
               </w:rPr>
               <w:t xml:space="preserve">Heading  </w:t>
             </w:r>
+            <w:proofErr w:type="spellStart"/>
             <w:r>
               <w:rPr>
                 <w:rFonts w:cs="Carlito"/>
                 <w:color w:val="5A6080"/>
                 <w:sz w:val="19"/>
               </w:rPr>
-              <w:t>satu h1, urut ke h2 tanpa lompatan</w:t>
+              <w:t>satu</w:t>
+            </w:r>
+            <w:proofErr w:type="spellEnd"/>
+            <w:proofErr w:type="gramEnd"/>
+            <w:r>
+              <w:rPr>
+                <w:rFonts w:cs="Carlito"/>
+                <w:color w:val="5A6080"/>
+                <w:sz w:val="19"/>
+              </w:rPr>
+              <w:t xml:space="preserve"> h1, </w:t>
+            </w:r>
+            <w:proofErr w:type="spellStart"/>
+            <w:r>
+              <w:rPr>
+                <w:rFonts w:cs="Carlito"/>
+                <w:color w:val="5A6080"/>
+                <w:sz w:val="19"/>
+              </w:rPr>
+              <w:t>urut</w:t>
+            </w:r>
+            <w:proofErr w:type="spellEnd"/>
+            <w:r>
+              <w:rPr>
+                <w:rFonts w:cs="Carlito"/>
+                <w:color w:val="5A6080"/>
+                <w:sz w:val="19"/>
+              </w:rPr>
+              <w:t xml:space="preserve"> </w:t>
+            </w:r>
+            <w:proofErr w:type="spellStart"/>
+            <w:r>
+              <w:rPr>
+                <w:rFonts w:cs="Carlito"/>
+                <w:color w:val="5A6080"/>
+                <w:sz w:val="19"/>
+              </w:rPr>
+              <w:t>ke</w:t>
+            </w:r>
+            <w:proofErr w:type="spellEnd"/>
+            <w:r>
+              <w:rPr>
+                <w:rFonts w:cs="Carlito"/>
+                <w:color w:val="5A6080"/>
+                <w:sz w:val="19"/>
+              </w:rPr>
+              <w:t xml:space="preserve"> h2 tanpa lompatan</w:t>
             </w:r>
           </w:p>
         </w:tc>
@@ -14559,8 +15596,9 @@
                 <w:color w:val="003796"/>
                 <w:sz w:val="22"/>
               </w:rPr>
-              <w:t xml:space="preserve">☐  </w:t>
-            </w:r>
+              <w:t xml:space="preserve">V </w:t>
+            </w:r>
+            <w:proofErr w:type="gramStart"/>
             <w:r>
               <w:rPr>
                 <w:rFonts w:cs="Carlito"/>
@@ -14575,7 +15613,70 @@
                 <w:color w:val="5A6080"/>
                 <w:sz w:val="19"/>
               </w:rPr>
-              <w:t>caption, thead/tbody, th scope terpasang, minimal tiga baris data</w:t>
+              <w:t>caption</w:t>
+            </w:r>
+            <w:proofErr w:type="gramEnd"/>
+            <w:r>
+              <w:rPr>
+                <w:rFonts w:cs="Carlito"/>
+                <w:color w:val="5A6080"/>
+                <w:sz w:val="19"/>
+              </w:rPr>
+              <w:t xml:space="preserve">, </w:t>
+            </w:r>
+            <w:proofErr w:type="spellStart"/>
+            <w:r>
+              <w:rPr>
+                <w:rFonts w:cs="Carlito"/>
+                <w:color w:val="5A6080"/>
+                <w:sz w:val="19"/>
+              </w:rPr>
+              <w:t>thead</w:t>
+            </w:r>
+            <w:proofErr w:type="spellEnd"/>
+            <w:r>
+              <w:rPr>
+                <w:rFonts w:cs="Carlito"/>
+                <w:color w:val="5A6080"/>
+                <w:sz w:val="19"/>
+              </w:rPr>
+              <w:t>/</w:t>
+            </w:r>
+            <w:proofErr w:type="spellStart"/>
+            <w:r>
+              <w:rPr>
+                <w:rFonts w:cs="Carlito"/>
+                <w:color w:val="5A6080"/>
+                <w:sz w:val="19"/>
+              </w:rPr>
+              <w:t>tbody</w:t>
+            </w:r>
+            <w:proofErr w:type="spellEnd"/>
+            <w:r>
+              <w:rPr>
+                <w:rFonts w:cs="Carlito"/>
+                <w:color w:val="5A6080"/>
+                <w:sz w:val="19"/>
+              </w:rPr>
+              <w:t xml:space="preserve">, </w:t>
+            </w:r>
+            <w:proofErr w:type="spellStart"/>
+            <w:r>
+              <w:rPr>
+                <w:rFonts w:cs="Carlito"/>
+                <w:color w:val="5A6080"/>
+                <w:sz w:val="19"/>
+              </w:rPr>
+              <w:t>th</w:t>
+            </w:r>
+            <w:proofErr w:type="spellEnd"/>
+            <w:r>
+              <w:rPr>
+                <w:rFonts w:cs="Carlito"/>
+                <w:color w:val="5A6080"/>
+                <w:sz w:val="19"/>
+              </w:rPr>
+              <w:t xml:space="preserve"> scope terpasang, minimal tiga baris data</w:t>
             </w:r>
           </w:p>
         </w:tc>
@@ -14616,8 +15717,9 @@
                 <w:color w:val="003796"/>
                 <w:sz w:val="22"/>
               </w:rPr>
-              <w:t xml:space="preserve">☐  </w:t>
-            </w:r>
+              <w:t xml:space="preserve">V </w:t>
+            </w:r>
+            <w:proofErr w:type="gramStart"/>
             <w:r>
               <w:rPr>
                 <w:rFonts w:cs="Carlito"/>
@@ -14626,13 +15728,60 @@
               </w:rPr>
               <w:t xml:space="preserve">Gambar  </w:t>
             </w:r>
+            <w:proofErr w:type="spellStart"/>
             <w:r>
               <w:rPr>
                 <w:rFonts w:cs="Carlito"/>
                 <w:color w:val="5A6080"/>
                 <w:sz w:val="19"/>
               </w:rPr>
-              <w:t>ada minimal satu gambar dengan alt bermakna dan width/height</w:t>
+              <w:t>ada</w:t>
+            </w:r>
+            <w:proofErr w:type="spellEnd"/>
+            <w:proofErr w:type="gramEnd"/>
+            <w:r>
+              <w:rPr>
+                <w:rFonts w:cs="Carlito"/>
+                <w:color w:val="5A6080"/>
+                <w:sz w:val="19"/>
+              </w:rPr>
+              <w:t xml:space="preserve"> minimal </w:t>
+            </w:r>
+            <w:proofErr w:type="spellStart"/>
+            <w:r>
+              <w:rPr>
+                <w:rFonts w:cs="Carlito"/>
+                <w:color w:val="5A6080"/>
+                <w:sz w:val="19"/>
+              </w:rPr>
+              <w:t>satu</w:t>
+            </w:r>
+            <w:proofErr w:type="spellEnd"/>
+            <w:r>
+              <w:rPr>
+                <w:rFonts w:cs="Carlito"/>
+                <w:color w:val="5A6080"/>
+                <w:sz w:val="19"/>
+              </w:rPr>
+              <w:t xml:space="preserve"> </w:t>
+            </w:r>
+            <w:proofErr w:type="spellStart"/>
+            <w:r>
+              <w:rPr>
+                <w:rFonts w:cs="Carlito"/>
+                <w:color w:val="5A6080"/>
+                <w:sz w:val="19"/>
+              </w:rPr>
+              <w:t>gambar</w:t>
+            </w:r>
+            <w:proofErr w:type="spellEnd"/>
+            <w:r>
+              <w:rPr>
+                <w:rFonts w:cs="Carlito"/>
+                <w:color w:val="5A6080"/>
+                <w:sz w:val="19"/>
+              </w:rPr>
+              <w:t xml:space="preserve"> dengan alt bermakna dan width/height</w:t>
             </w:r>
           </w:p>
         </w:tc>
@@ -14673,8 +15822,9 @@
                 <w:color w:val="003796"/>
                 <w:sz w:val="22"/>
               </w:rPr>
-              <w:t xml:space="preserve">☐  </w:t>
-            </w:r>
+              <w:t xml:space="preserve">V </w:t>
+            </w:r>
+            <w:proofErr w:type="gramStart"/>
             <w:r>
               <w:rPr>
                 <w:rFonts w:cs="Carlito"/>
@@ -14683,13 +15833,60 @@
               </w:rPr>
               <w:t xml:space="preserve">Form  </w:t>
             </w:r>
+            <w:proofErr w:type="spellStart"/>
             <w:r>
               <w:rPr>
                 <w:rFonts w:cs="Carlito"/>
                 <w:color w:val="5A6080"/>
                 <w:sz w:val="19"/>
               </w:rPr>
-              <w:t>tiga kolom, setiap label for cocok dengan id input-nya</w:t>
+              <w:t>tiga</w:t>
+            </w:r>
+            <w:proofErr w:type="spellEnd"/>
+            <w:proofErr w:type="gramEnd"/>
+            <w:r>
+              <w:rPr>
+                <w:rFonts w:cs="Carlito"/>
+                <w:color w:val="5A6080"/>
+                <w:sz w:val="19"/>
+              </w:rPr>
+              <w:t xml:space="preserve"> </w:t>
+            </w:r>
+            <w:proofErr w:type="spellStart"/>
+            <w:r>
+              <w:rPr>
+                <w:rFonts w:cs="Carlito"/>
+                <w:color w:val="5A6080"/>
+                <w:sz w:val="19"/>
+              </w:rPr>
+              <w:t>kolom</w:t>
+            </w:r>
+            <w:proofErr w:type="spellEnd"/>
+            <w:r>
+              <w:rPr>
+                <w:rFonts w:cs="Carlito"/>
+                <w:color w:val="5A6080"/>
+                <w:sz w:val="19"/>
+              </w:rPr>
+              <w:t xml:space="preserve">, </w:t>
+            </w:r>
+            <w:proofErr w:type="spellStart"/>
+            <w:r>
+              <w:rPr>
+                <w:rFonts w:cs="Carlito"/>
+                <w:color w:val="5A6080"/>
+                <w:sz w:val="19"/>
+              </w:rPr>
+              <w:t>setiap</w:t>
+            </w:r>
+            <w:proofErr w:type="spellEnd"/>
+            <w:r>
+              <w:rPr>
+                <w:rFonts w:cs="Carlito"/>
+                <w:color w:val="5A6080"/>
+                <w:sz w:val="19"/>
+              </w:rPr>
+              <w:t xml:space="preserve"> label for cocok dengan id input-nya</w:t>
             </w:r>
           </w:p>
         </w:tc>
@@ -14730,23 +15927,81 @@
                 <w:color w:val="003796"/>
                 <w:sz w:val="22"/>
               </w:rPr>
-              <w:t xml:space="preserve">☐  </w:t>
-            </w:r>
+              <w:t xml:space="preserve">V </w:t>
+            </w:r>
+            <w:proofErr w:type="spellStart"/>
+            <w:proofErr w:type="gramStart"/>
             <w:r>
               <w:rPr>
                 <w:rFonts w:cs="Carlito"/>
                 <w:b/>
                 <w:sz w:val="20"/>
               </w:rPr>
-              <w:t xml:space="preserve">Validasi  </w:t>
-            </w:r>
+              <w:t>Validasi</w:t>
+            </w:r>
+            <w:proofErr w:type="spellEnd"/>
+            <w:r>
+              <w:rPr>
+                <w:rFonts w:cs="Carlito"/>
+                <w:b/>
+                <w:sz w:val="20"/>
+              </w:rPr>
+              <w:t xml:space="preserve">  </w:t>
+            </w:r>
+            <w:proofErr w:type="spellStart"/>
             <w:r>
               <w:rPr>
                 <w:rFonts w:cs="Carlito"/>
                 <w:color w:val="5A6080"/>
                 <w:sz w:val="19"/>
               </w:rPr>
-              <w:t>ada atribut validasi dan type input yang tepat</w:t>
+              <w:t>ada</w:t>
+            </w:r>
+            <w:proofErr w:type="spellEnd"/>
+            <w:proofErr w:type="gramEnd"/>
+            <w:r>
+              <w:rPr>
+                <w:rFonts w:cs="Carlito"/>
+                <w:color w:val="5A6080"/>
+                <w:sz w:val="19"/>
+              </w:rPr>
+              <w:t xml:space="preserve"> </w:t>
+            </w:r>
+            <w:proofErr w:type="spellStart"/>
+            <w:r>
+              <w:rPr>
+                <w:rFonts w:cs="Carlito"/>
+                <w:color w:val="5A6080"/>
+                <w:sz w:val="19"/>
+              </w:rPr>
+              <w:t>atribut</w:t>
+            </w:r>
+            <w:proofErr w:type="spellEnd"/>
+            <w:r>
+              <w:rPr>
+                <w:rFonts w:cs="Carlito"/>
+                <w:color w:val="5A6080"/>
+                <w:sz w:val="19"/>
+              </w:rPr>
+              <w:t xml:space="preserve"> </w:t>
+            </w:r>
+            <w:proofErr w:type="spellStart"/>
+            <w:r>
+              <w:rPr>
+                <w:rFonts w:cs="Carlito"/>
+                <w:color w:val="5A6080"/>
+                <w:sz w:val="19"/>
+              </w:rPr>
+              <w:t>validasi</w:t>
+            </w:r>
+            <w:proofErr w:type="spellEnd"/>
+            <w:r>
+              <w:rPr>
+                <w:rFonts w:cs="Carlito"/>
+                <w:color w:val="5A6080"/>
+                <w:sz w:val="19"/>
+              </w:rPr>
+              <w:t xml:space="preserve"> dan type input yang tepat</w:t>
             </w:r>
           </w:p>
         </w:tc>
@@ -14787,7 +16042,7 @@
                 <w:color w:val="003796"/>
                 <w:sz w:val="22"/>
               </w:rPr>
-              <w:t xml:space="preserve">☐  </w:t>
+              <w:t xml:space="preserve">V </w:t>
             </w:r>
             <w:r>
               <w:rPr>
@@ -14795,15 +16050,81 @@
                 <w:b/>
                 <w:sz w:val="20"/>
               </w:rPr>
-              <w:t xml:space="preserve">Papan ketik  </w:t>
-            </w:r>
+              <w:t xml:space="preserve">Papan </w:t>
+            </w:r>
+            <w:proofErr w:type="spellStart"/>
+            <w:proofErr w:type="gramStart"/>
+            <w:r>
+              <w:rPr>
+                <w:rFonts w:cs="Carlito"/>
+                <w:b/>
+                <w:sz w:val="20"/>
+              </w:rPr>
+              <w:t>ketik</w:t>
+            </w:r>
+            <w:proofErr w:type="spellEnd"/>
+            <w:r>
+              <w:rPr>
+                <w:rFonts w:cs="Carlito"/>
+                <w:b/>
+                <w:sz w:val="20"/>
+              </w:rPr>
+              <w:t xml:space="preserve">  </w:t>
+            </w:r>
+            <w:proofErr w:type="spellStart"/>
             <w:r>
               <w:rPr>
                 <w:rFonts w:cs="Carlito"/>
                 <w:color w:val="5A6080"/>
                 <w:sz w:val="19"/>
               </w:rPr>
-              <w:t>seluruh halaman bisa dipakai tanpa tetikus</w:t>
+              <w:t>seluruh</w:t>
+            </w:r>
+            <w:proofErr w:type="spellEnd"/>
+            <w:proofErr w:type="gramEnd"/>
+            <w:r>
+              <w:rPr>
+                <w:rFonts w:cs="Carlito"/>
+                <w:color w:val="5A6080"/>
+                <w:sz w:val="19"/>
+              </w:rPr>
+              <w:t xml:space="preserve"> </w:t>
+            </w:r>
+            <w:proofErr w:type="spellStart"/>
+            <w:r>
+              <w:rPr>
+                <w:rFonts w:cs="Carlito"/>
+                <w:color w:val="5A6080"/>
+                <w:sz w:val="19"/>
+              </w:rPr>
+              <w:t>halaman</w:t>
+            </w:r>
+            <w:proofErr w:type="spellEnd"/>
+            <w:r>
+              <w:rPr>
+                <w:rFonts w:cs="Carlito"/>
+                <w:color w:val="5A6080"/>
+                <w:sz w:val="19"/>
+              </w:rPr>
+              <w:t xml:space="preserve"> </w:t>
+            </w:r>
+            <w:proofErr w:type="spellStart"/>
+            <w:r>
+              <w:rPr>
+                <w:rFonts w:cs="Carlito"/>
+                <w:color w:val="5A6080"/>
+                <w:sz w:val="19"/>
+              </w:rPr>
+              <w:t>bisa</w:t>
+            </w:r>
+            <w:proofErr w:type="spellEnd"/>
+            <w:r>
+              <w:rPr>
+                <w:rFonts w:cs="Carlito"/>
+                <w:color w:val="5A6080"/>
+                <w:sz w:val="19"/>
+              </w:rPr>
+              <w:t xml:space="preserve"> dipakai tanpa tetikus</w:t>
             </w:r>
           </w:p>
         </w:tc>
@@ -14844,8 +16165,9 @@
                 <w:color w:val="003796"/>
                 <w:sz w:val="22"/>
               </w:rPr>
-              <w:t xml:space="preserve">☐  </w:t>
-            </w:r>
+              <w:t xml:space="preserve">V </w:t>
+            </w:r>
+            <w:proofErr w:type="gramStart"/>
             <w:r>
               <w:rPr>
                 <w:rFonts w:cs="Carlito"/>
@@ -14854,13 +16176,60 @@
               </w:rPr>
               <w:t xml:space="preserve">Lighthouse  </w:t>
             </w:r>
+            <w:proofErr w:type="spellStart"/>
             <w:r>
               <w:rPr>
                 <w:rFonts w:cs="Carlito"/>
                 <w:color w:val="5A6080"/>
                 <w:sz w:val="19"/>
               </w:rPr>
-              <w:t>skor Accessibility sudah dicatat apa adanya</w:t>
+              <w:t>skor</w:t>
+            </w:r>
+            <w:proofErr w:type="spellEnd"/>
+            <w:proofErr w:type="gramEnd"/>
+            <w:r>
+              <w:rPr>
+                <w:rFonts w:cs="Carlito"/>
+                <w:color w:val="5A6080"/>
+                <w:sz w:val="19"/>
+              </w:rPr>
+              <w:t xml:space="preserve"> Accessibility </w:t>
+            </w:r>
+            <w:proofErr w:type="spellStart"/>
+            <w:r>
+              <w:rPr>
+                <w:rFonts w:cs="Carlito"/>
+                <w:color w:val="5A6080"/>
+                <w:sz w:val="19"/>
+              </w:rPr>
+              <w:t>sudah</w:t>
+            </w:r>
+            <w:proofErr w:type="spellEnd"/>
+            <w:r>
+              <w:rPr>
+                <w:rFonts w:cs="Carlito"/>
+                <w:color w:val="5A6080"/>
+                <w:sz w:val="19"/>
+              </w:rPr>
+              <w:t xml:space="preserve"> </w:t>
+            </w:r>
+            <w:proofErr w:type="spellStart"/>
+            <w:r>
+              <w:rPr>
+                <w:rFonts w:cs="Carlito"/>
+                <w:color w:val="5A6080"/>
+                <w:sz w:val="19"/>
+              </w:rPr>
+              <w:t>dicatat</w:t>
+            </w:r>
+            <w:proofErr w:type="spellEnd"/>
+            <w:r>
+              <w:rPr>
+                <w:rFonts w:cs="Carlito"/>
+                <w:color w:val="5A6080"/>
+                <w:sz w:val="19"/>
+              </w:rPr>
+              <w:t xml:space="preserve"> apa adanya</w:t>
             </w:r>
           </w:p>
         </w:tc>
@@ -14901,15 +16270,34 @@
                 <w:color w:val="003796"/>
                 <w:sz w:val="22"/>
               </w:rPr>
-              <w:t xml:space="preserve">☐  </w:t>
-            </w:r>
+              <w:t xml:space="preserve">V </w:t>
+            </w:r>
+            <w:proofErr w:type="spellStart"/>
             <w:r>
               <w:rPr>
                 <w:rFonts w:cs="Carlito"/>
                 <w:b/>
                 <w:sz w:val="20"/>
               </w:rPr>
-              <w:t xml:space="preserve">Pengungkapan AI  </w:t>
+              <w:t>Pengungkapan</w:t>
+            </w:r>
+            <w:proofErr w:type="spellEnd"/>
+            <w:r>
+              <w:rPr>
+                <w:rFonts w:cs="Carlito"/>
+                <w:b/>
+                <w:sz w:val="20"/>
+              </w:rPr>
+              <w:t xml:space="preserve"> </w:t>
+            </w:r>
+            <w:proofErr w:type="gramStart"/>
+            <w:r>
+              <w:rPr>
+                <w:rFonts w:cs="Carlito"/>
+                <w:b/>
+                <w:sz w:val="20"/>
+              </w:rPr>
+              <w:t xml:space="preserve">AI  </w:t>
             </w:r>
             <w:r>
               <w:rPr>
@@ -14917,7 +16305,52 @@
                 <w:color w:val="5A6080"/>
                 <w:sz w:val="19"/>
               </w:rPr>
-              <w:t>README menyebutkan bagian mana yang dibantu AI</w:t>
+              <w:t>README</w:t>
+            </w:r>
+            <w:proofErr w:type="gramEnd"/>
+            <w:r>
+              <w:rPr>
+                <w:rFonts w:cs="Carlito"/>
+                <w:color w:val="5A6080"/>
+                <w:sz w:val="19"/>
+              </w:rPr>
+              <w:t xml:space="preserve"> </w:t>
+            </w:r>
+            <w:proofErr w:type="spellStart"/>
+            <w:r>
+              <w:rPr>
+                <w:rFonts w:cs="Carlito"/>
+                <w:color w:val="5A6080"/>
+                <w:sz w:val="19"/>
+              </w:rPr>
+              <w:t>menyebutkan</w:t>
+            </w:r>
+            <w:proofErr w:type="spellEnd"/>
+            <w:r>
+              <w:rPr>
+                <w:rFonts w:cs="Carlito"/>
+                <w:color w:val="5A6080"/>
+                <w:sz w:val="19"/>
+              </w:rPr>
+              <w:t xml:space="preserve"> </w:t>
+            </w:r>
+            <w:proofErr w:type="spellStart"/>
+            <w:r>
+              <w:rPr>
+                <w:rFonts w:cs="Carlito"/>
+                <w:color w:val="5A6080"/>
+                <w:sz w:val="19"/>
+              </w:rPr>
+              <w:t>bagian</w:t>
+            </w:r>
+            <w:proofErr w:type="spellEnd"/>
+            <w:r>
+              <w:rPr>
+                <w:rFonts w:cs="Carlito"/>
+                <w:color w:val="5A6080"/>
+                <w:sz w:val="19"/>
+              </w:rPr>
+              <w:t xml:space="preserve"> mana yang dibantu AI</w:t>
             </w:r>
           </w:p>
         </w:tc>
@@ -14955,26 +16388,84 @@
             <w:r>
               <w:rPr>
                 <w:rFonts w:cs="Carlito"/>
-                <w:color w:val="003796"/>
-                <w:sz w:val="22"/>
-              </w:rPr>
-              <w:t xml:space="preserve">☐  </w:t>
-            </w:r>
-            <w:r>
-              <w:rPr>
-                <w:rFonts w:cs="Carlito"/>
                 <w:b/>
                 <w:sz w:val="20"/>
               </w:rPr>
-              <w:t xml:space="preserve">Keaslian  </w:t>
-            </w:r>
+              <w:t xml:space="preserve">V </w:t>
+            </w:r>
+            <w:proofErr w:type="spellStart"/>
+            <w:proofErr w:type="gramStart"/>
+            <w:r>
+              <w:rPr>
+                <w:rFonts w:cs="Carlito"/>
+                <w:b/>
+                <w:sz w:val="20"/>
+              </w:rPr>
+              <w:t>Keaslian</w:t>
+            </w:r>
+            <w:proofErr w:type="spellEnd"/>
+            <w:r>
+              <w:rPr>
+                <w:rFonts w:cs="Carlito"/>
+                <w:b/>
+                <w:sz w:val="20"/>
+              </w:rPr>
+              <w:t xml:space="preserve">  </w:t>
+            </w:r>
+            <w:proofErr w:type="spellStart"/>
             <w:r>
               <w:rPr>
                 <w:rFonts w:cs="Carlito"/>
                 <w:color w:val="5A6080"/>
                 <w:sz w:val="19"/>
               </w:rPr>
-              <w:t>topik dan isi halaman ini milik saya sendiri, tidak menyalin teman</w:t>
+              <w:t>topik</w:t>
+            </w:r>
+            <w:proofErr w:type="spellEnd"/>
+            <w:proofErr w:type="gramEnd"/>
+            <w:r>
+              <w:rPr>
+                <w:rFonts w:cs="Carlito"/>
+                <w:color w:val="5A6080"/>
+                <w:sz w:val="19"/>
+              </w:rPr>
+              <w:t xml:space="preserve"> dan </w:t>
+            </w:r>
+            <w:proofErr w:type="spellStart"/>
+            <w:r>
+              <w:rPr>
+                <w:rFonts w:cs="Carlito"/>
+                <w:color w:val="5A6080"/>
+                <w:sz w:val="19"/>
+              </w:rPr>
+              <w:t>isi</w:t>
+            </w:r>
+            <w:proofErr w:type="spellEnd"/>
+            <w:r>
+              <w:rPr>
+                <w:rFonts w:cs="Carlito"/>
+                <w:color w:val="5A6080"/>
+                <w:sz w:val="19"/>
+              </w:rPr>
+              <w:t xml:space="preserve"> </w:t>
+            </w:r>
+            <w:proofErr w:type="spellStart"/>
+            <w:r>
+              <w:rPr>
+                <w:rFonts w:cs="Carlito"/>
+                <w:color w:val="5A6080"/>
+                <w:sz w:val="19"/>
+              </w:rPr>
+              <w:t>halaman</w:t>
+            </w:r>
+            <w:proofErr w:type="spellEnd"/>
+            <w:r>
+              <w:rPr>
+                <w:rFonts w:cs="Carlito"/>
+                <w:color w:val="5A6080"/>
+                <w:sz w:val="19"/>
+              </w:rPr>
+              <w:t xml:space="preserve"> ini milik saya sendiri, tidak menyalin teman</w:t>
             </w:r>
           </w:p>
         </w:tc>
@@ -15098,6 +16589,9 @@
             <w:pPr>
               <w:spacing w:before="20" w:after="20" w:line="252" w:lineRule="auto"/>
             </w:pPr>
+            <w:r>
+              <w:t>20-25</w:t>
+            </w:r>
           </w:p>
         </w:tc>
       </w:tr>
@@ -15146,6 +16640,9 @@
             <w:pPr>
               <w:spacing w:before="20" w:after="20" w:line="252" w:lineRule="auto"/>
             </w:pPr>
+            <w:r>
+              <w:t>20</w:t>
+            </w:r>
           </w:p>
         </w:tc>
       </w:tr>
@@ -15192,6 +16689,9 @@
             <w:pPr>
               <w:spacing w:before="20" w:after="20" w:line="252" w:lineRule="auto"/>
             </w:pPr>
+            <w:r>
+              <w:t>20</w:t>
+            </w:r>
           </w:p>
         </w:tc>
       </w:tr>
@@ -15240,6 +16740,9 @@
             <w:pPr>
               <w:spacing w:before="20" w:after="20" w:line="252" w:lineRule="auto"/>
             </w:pPr>
+            <w:r>
+              <w:t>20-25</w:t>
+            </w:r>
           </w:p>
         </w:tc>
       </w:tr>
@@ -15286,6 +16789,9 @@
             <w:pPr>
               <w:spacing w:before="20" w:after="20" w:line="252" w:lineRule="auto"/>
             </w:pPr>
+            <w:r>
+              <w:t>10</w:t>
+            </w:r>
           </w:p>
         </w:tc>
       </w:tr>
@@ -15334,6 +16840,9 @@
             <w:pPr>
               <w:spacing w:before="20" w:after="20" w:line="252" w:lineRule="auto"/>
             </w:pPr>
+            <w:r>
+              <w:t>Bismillah 90-100</w:t>
+            </w:r>
           </w:p>
         </w:tc>
       </w:tr>
@@ -15349,7 +16858,90 @@
           <w:rFonts w:cs="Carlito"/>
           <w:sz w:val="20"/>
         </w:rPr>
-        <w:t>Tanda tangan: ______________________________     Tanggal: ______________     Jam selesai: __________</w:t>
+        <w:t xml:space="preserve">Tanda </w:t>
+      </w:r>
+      <w:proofErr w:type="spellStart"/>
+      <w:r>
+        <w:rPr>
+          <w:rFonts w:cs="Carlito"/>
+          <w:sz w:val="20"/>
+        </w:rPr>
+        <w:t>tangan</w:t>
+      </w:r>
+      <w:proofErr w:type="spellEnd"/>
+      <w:r>
+        <w:rPr>
+          <w:rFonts w:cs="Carlito"/>
+          <w:sz w:val="20"/>
+        </w:rPr>
+        <w:t>:</w:t>
+      </w:r>
+      <w:r>
+        <w:rPr>
+          <w:rFonts w:cs="Carlito"/>
+          <w:sz w:val="20"/>
+        </w:rPr>
+        <w:t xml:space="preserve"> -</w:t>
+      </w:r>
+      <w:r>
+        <w:rPr>
+          <w:rFonts w:cs="Carlito"/>
+          <w:sz w:val="20"/>
+        </w:rPr>
+        <w:t xml:space="preserve">     </w:t>
+      </w:r>
+      <w:proofErr w:type="spellStart"/>
+      <w:r>
+        <w:rPr>
+          <w:rFonts w:cs="Carlito"/>
+          <w:sz w:val="20"/>
+        </w:rPr>
+        <w:t>Tanggal</w:t>
+      </w:r>
+      <w:proofErr w:type="spellEnd"/>
+      <w:r>
+        <w:rPr>
+          <w:rFonts w:cs="Carlito"/>
+          <w:sz w:val="20"/>
+        </w:rPr>
+        <w:t xml:space="preserve">: </w:t>
+      </w:r>
+      <w:r>
+        <w:rPr>
+          <w:rFonts w:cs="Carlito"/>
+          <w:sz w:val="20"/>
+        </w:rPr>
+        <w:t>21 September 2026</w:t>
+      </w:r>
+      <w:r>
+        <w:rPr>
+          <w:rFonts w:cs="Carlito"/>
+          <w:sz w:val="20"/>
+        </w:rPr>
+        <w:t xml:space="preserve">    Jam </w:t>
+      </w:r>
+      <w:proofErr w:type="spellStart"/>
+      <w:r>
+        <w:rPr>
+          <w:rFonts w:cs="Carlito"/>
+          <w:sz w:val="20"/>
+        </w:rPr>
+        <w:t>selesai</w:t>
+      </w:r>
+      <w:proofErr w:type="spellEnd"/>
+      <w:r>
+        <w:rPr>
+          <w:rFonts w:cs="Carlito"/>
+          <w:sz w:val="20"/>
+        </w:rPr>
+        <w:t xml:space="preserve">: </w:t>
+      </w:r>
+      <w:r>
+        <w:rPr>
+          <w:rFonts w:cs="Carlito"/>
+          <w:sz w:val="20"/>
+        </w:rPr>
+        <w:t>17.40</w:t>
       </w:r>
     </w:p>
     <w:tbl>
@@ -15370,13 +16962,23 @@
             <w:pPr>
               <w:spacing w:before="40" w:after="40"/>
             </w:pPr>
+            <w:proofErr w:type="gramStart"/>
             <w:r>
               <w:rPr>
                 <w:rFonts w:cs="Carlito"/>
                 <w:b/>
                 <w:color w:val="FFFFFF"/>
               </w:rPr>
-              <w:t>▌  SIMPAN KE GIT — SETELAH LEMBAR G</w:t>
+              <w:t>▌  SIMPAN</w:t>
+            </w:r>
+            <w:proofErr w:type="gramEnd"/>
+            <w:r>
+              <w:rPr>
+                <w:rFonts w:cs="Carlito"/>
+                <w:b/>
+                <w:color w:val="FFFFFF"/>
+              </w:rPr>
+              <w:t xml:space="preserve"> KE GIT — SETELAH LEMBAR G</w:t>
             </w:r>
           </w:p>
         </w:tc>
@@ -19937,6 +21539,13 @@
     <w:p>
       <w:pPr>
         <w:spacing w:after="40"/>
+      </w:pPr>
+    </w:p>
+    <w:p>
+      <w:pPr>
+        <w:tabs>
+          <w:tab w:val="left" w:pos="3418"/>
+        </w:tabs>
       </w:pPr>
     </w:p>
     <w:sectPr>
@@ -20991,7 +22600,6 @@
   <w:style w:type="character" w:default="1" w:styleId="DefaultParagraphFont">
     <w:name w:val="Default Paragraph Font"/>
     <w:uiPriority w:val="1"/>
-    <w:semiHidden/>
     <w:unhideWhenUsed/>
   </w:style>
   <w:style w:type="table" w:default="1" w:styleId="TableNormal">
